--- a/rapports/2026-06-06/EQ8/EQ8_sup_v2/DR_071202010023/46-55-51-11.docx
+++ b/rapports/2026-06-06/EQ8/EQ8_sup_v2/DR_071202010023/46-55-51-11.docx
@@ -297,7 +297,7 @@
           <w:color w:val="1F6FEB"/>
           <w:sz w:val="22"/>
         </w:rPr>
-        <w:t>⚠ INCOHÉRENCES À CORRIGER (95)</w:t>
+        <w:t>⚠ INCOHÉRENCES À CORRIGER (90)</w:t>
       </w:r>
     </w:p>
     <w:tbl>
@@ -1354,7 +1354,7 @@
                 <w:color w:val="16A34A"/>
                 <w:sz w:val="16"/>
               </w:rPr>
-              <w:t>—</w:t>
+              <w:t>s01q32, s01q36, s01q38, s04q37_modif, s02q33, s02q34, s01q00b</w:t>
             </w:r>
           </w:p>
         </w:tc>
@@ -1385,7 +1385,7 @@
                 <w:i w:val="0"/>
                 <w:sz w:val="17"/>
               </w:rPr>
-              <w:t>Incohérence!!! seulement les écoles gouvermentales paient les cotisations (Gouvernement, communauté, ONG ou organisation humanitaire).</w:t>
+              <w:t>Peu probable!!! Vu l'âge (14 ans) de MAIMOUNA LAM ou l'année à laquelle MAIMOUNA LAM a fréquenté l'école pour la dernière fois (.) le dernier diplome de MAIMOUNA LAM ne peut être le Certificat d'études primaires (CEP), prière de corriger cette incohérence ou confirmer avec le QG.</w:t>
             </w:r>
           </w:p>
         </w:tc>
@@ -1444,7 +1444,7 @@
                 <w:color w:val="16A34A"/>
                 <w:sz w:val="16"/>
               </w:rPr>
-              <w:t>—</w:t>
+              <w:t>s01q32, s01q36, s01q38, s04q37_modif, s02q33, s02q34, s01q00b</w:t>
             </w:r>
           </w:p>
         </w:tc>
@@ -1475,7 +1475,7 @@
                 <w:i w:val="0"/>
                 <w:sz w:val="17"/>
               </w:rPr>
-              <w:t>Incohérence!!! seulement les écoles privées paient les frais de scolarité (y compris les frais d'inscription).</w:t>
+              <w:t>Peu probable!!! Vu l'âge (16 ans) de MARIA AMI LAM ou l'année à laquelle MARIA AMI LAM a fréquenté l'école pour la dernière fois (.) le dernier diplome de MARIA AMI LAM ne peut être le Certificat d'études primaires (CEP), prière de corriger cette incohérence ou confirmer avec le QG.</w:t>
             </w:r>
           </w:p>
         </w:tc>
@@ -1508,7 +1508,7 @@
                 <w:i w:val="0"/>
                 <w:sz w:val="16"/>
               </w:rPr>
-              <w:t>S02</w:t>
+              <w:t>S03</w:t>
               <w:br/>
             </w:r>
             <w:r>
@@ -1518,7 +1518,7 @@
                 <w:color w:val="64748B"/>
                 <w:sz w:val="14"/>
               </w:rPr>
-              <w:t>Éducation</w:t>
+              <w:t>Santé</w:t>
             </w:r>
           </w:p>
         </w:tc>
@@ -1534,7 +1534,7 @@
                 <w:color w:val="16A34A"/>
                 <w:sz w:val="16"/>
               </w:rPr>
-              <w:t>s01q32, s01q36, s01q38, s04q37_modif, s02q33, s02q34, s01q00b</w:t>
+              <w:t>—</w:t>
             </w:r>
           </w:p>
         </w:tc>
@@ -1565,7 +1565,7 @@
                 <w:i w:val="0"/>
                 <w:sz w:val="17"/>
               </w:rPr>
-              <w:t>Peu probable!!! Vu l'âge (16 ans) de MARIA AMI LAM ou l'année à laquelle MARIA AMI LAM a fréquenté l'école pour la dernière fois (.) le dernier diplome de MARIA AMI LAM ne peut être le Certificat d'études primaires (CEP), prière de corriger cette incohérence ou confirmer avec le QG.</w:t>
+              <w:t>Incohérent !!! MARI FILOMENE LAM s'est consulté la première fois pour cette maladie (Douleurs/fatigue) chez un Guérisseur/ Tradipraticien/ Marabout et vous dites que  MARI FILOMENE LAM n'est pas concerné par le montant des frais de consultation d'un Guérisseur/ Tradipraticien/ Marabout (3.17=9999).</w:t>
             </w:r>
           </w:p>
         </w:tc>
@@ -1598,7 +1598,7 @@
                 <w:i w:val="0"/>
                 <w:sz w:val="16"/>
               </w:rPr>
-              <w:t>S02</w:t>
+              <w:t>S03</w:t>
               <w:br/>
             </w:r>
             <w:r>
@@ -1608,7 +1608,7 @@
                 <w:color w:val="64748B"/>
                 <w:sz w:val="14"/>
               </w:rPr>
-              <w:t>Éducation</w:t>
+              <w:t>Santé</w:t>
             </w:r>
           </w:p>
         </w:tc>
@@ -1624,7 +1624,7 @@
                 <w:color w:val="16A34A"/>
                 <w:sz w:val="16"/>
               </w:rPr>
-              <w:t>s01q32, s01q36, s01q38, s04q37_modif, s02q33, s02q34, s01q00b</w:t>
+              <w:t>—</w:t>
             </w:r>
           </w:p>
         </w:tc>
@@ -1655,7 +1655,7 @@
                 <w:i w:val="0"/>
                 <w:sz w:val="17"/>
               </w:rPr>
-              <w:t>Peu probable!!! Vu l'âge (14 ans) de MAIMOUNA LAM ou l'année à laquelle MAIMOUNA LAM a fréquenté l'école pour la dernière fois (.) le dernier diplome de MAIMOUNA LAM ne peut être le Certificat d'études primaires (CEP), prière de corriger cette incohérence ou confirmer avec le QG.</w:t>
+              <w:t>Prière de verifier cette incohérence auprès de l'enquêté ou confirmer.</w:t>
             </w:r>
           </w:p>
         </w:tc>
@@ -1688,7 +1688,7 @@
                 <w:i w:val="0"/>
                 <w:sz w:val="16"/>
               </w:rPr>
-              <w:t>S03</w:t>
+              <w:t>S07</w:t>
               <w:br/>
             </w:r>
             <w:r>
@@ -1698,7 +1698,7 @@
                 <w:color w:val="64748B"/>
                 <w:sz w:val="14"/>
               </w:rPr>
-              <w:t>Santé</w:t>
+              <w:t>Consommation alimentaire</w:t>
             </w:r>
           </w:p>
         </w:tc>
@@ -1714,7 +1714,7 @@
                 <w:color w:val="16A34A"/>
                 <w:sz w:val="16"/>
               </w:rPr>
-              <w:t>—</w:t>
+              <w:t>s00q27, s01q03a, s01q03b, s01q03c, s02q04, s03q14, s04q15, s04q16</w:t>
             </w:r>
           </w:p>
         </w:tc>
@@ -1745,7 +1745,7 @@
                 <w:i w:val="0"/>
                 <w:sz w:val="17"/>
               </w:rPr>
-              <w:t>Incohérent !!! MARI FILOMENE LAM s'est consulté la première fois pour cette maladie (Douleurs/fatigue) chez un Guérisseur/ Tradipraticien/ Marabout et vous dites que  MARI FILOMENE LAM n'est pas concerné par le montant des frais de consultation d'un Guérisseur/ Tradipraticien/ Marabout (3.17=9999).</w:t>
+              <w:t>Incohérence!! Dans ce ménage, chaque individus consomme par jour 1.059923 Kg  de cereale; Prière de vérifier les quantités prises des produits cérealiers (de Riz local Gambiaka à Autres semoules de céréales) auprès du ménage ou confirmer avec le QG.</w:t>
             </w:r>
           </w:p>
         </w:tc>
@@ -1778,7 +1778,7 @@
                 <w:i w:val="0"/>
                 <w:sz w:val="16"/>
               </w:rPr>
-              <w:t>S03</w:t>
+              <w:t>S11</w:t>
               <w:br/>
             </w:r>
             <w:r>
@@ -1788,7 +1788,7 @@
                 <w:color w:val="64748B"/>
                 <w:sz w:val="14"/>
               </w:rPr>
-              <w:t>Santé</w:t>
+              <w:t>Logement / cadre de vie</w:t>
             </w:r>
           </w:p>
         </w:tc>
@@ -1804,7 +1804,7 @@
                 <w:color w:val="16A34A"/>
                 <w:sz w:val="16"/>
               </w:rPr>
-              <w:t>—</w:t>
+              <w:t>s01q10, s02q30, s02q34, s03q50, s04q23, s04q24, s04q37, s04q44</w:t>
             </w:r>
           </w:p>
         </w:tc>
@@ -1835,7 +1835,7 @@
                 <w:i w:val="0"/>
                 <w:sz w:val="17"/>
               </w:rPr>
-              <w:t>Prière de verifier cette incohérence auprès de l'enquêté ou confirmer.</w:t>
+              <w:t>Le montant de la dernière facture d'eau est de 0 FCFA  qui semble incohérent, Prière de vérifier les questions 11.23a et 11.23b auprès du ménage ou confirmer.</w:t>
             </w:r>
           </w:p>
         </w:tc>
@@ -1850,10 +1850,10 @@
               <w:rPr>
                 <w:b/>
                 <w:i w:val="0"/>
-                <w:color w:val="DC2626"/>
-                <w:sz w:val="16"/>
-              </w:rPr>
-              <w:t>Haute</w:t>
+                <w:color w:val="EA580C"/>
+                <w:sz w:val="16"/>
+              </w:rPr>
+              <w:t>Moyenne</w:t>
             </w:r>
           </w:p>
         </w:tc>
@@ -1868,7 +1868,7 @@
                 <w:i w:val="0"/>
                 <w:sz w:val="16"/>
               </w:rPr>
-              <w:t>S07</w:t>
+              <w:t>S00</w:t>
               <w:br/>
             </w:r>
             <w:r>
@@ -1878,7 +1878,7 @@
                 <w:color w:val="64748B"/>
                 <w:sz w:val="14"/>
               </w:rPr>
-              <w:t>Consommation alimentaire</w:t>
+              <w:t>Identification</w:t>
             </w:r>
           </w:p>
         </w:tc>
@@ -1894,7 +1894,7 @@
                 <w:color w:val="16A34A"/>
                 <w:sz w:val="16"/>
               </w:rPr>
-              <w:t>s00q27, s01q03a, s01q03b, s01q03c, s02q04, s03q14, s04q15, s04q16</w:t>
+              <w:t>—</w:t>
             </w:r>
           </w:p>
         </w:tc>
@@ -1925,7 +1925,7 @@
                 <w:i w:val="0"/>
                 <w:sz w:val="17"/>
               </w:rPr>
-              <w:t>Incohérence!! Dans ce ménage, chaque individus consomme par jour 1.059923 Kg  de cereale; Prière de vérifier les quantités prises des produits cérealiers (de Riz local Gambiaka à Autres semoules de céréales) auprès du ménage ou confirmer avec le QG.</w:t>
+              <w:t>L'adresse ou la localisation du ménage doit être bien renseignée, ne doit pas contenir des numéros de téléphone et elle semble courte pour être une adresse.</w:t>
             </w:r>
           </w:p>
         </w:tc>
@@ -1940,10 +1940,10 @@
               <w:rPr>
                 <w:b/>
                 <w:i w:val="0"/>
-                <w:color w:val="DC2626"/>
-                <w:sz w:val="16"/>
-              </w:rPr>
-              <w:t>Haute</w:t>
+                <w:color w:val="EA580C"/>
+                <w:sz w:val="16"/>
+              </w:rPr>
+              <w:t>Moyenne</w:t>
             </w:r>
           </w:p>
         </w:tc>
@@ -1958,7 +1958,7 @@
                 <w:i w:val="0"/>
                 <w:sz w:val="16"/>
               </w:rPr>
-              <w:t>S11</w:t>
+              <w:t>S00</w:t>
               <w:br/>
             </w:r>
             <w:r>
@@ -1968,7 +1968,7 @@
                 <w:color w:val="64748B"/>
                 <w:sz w:val="14"/>
               </w:rPr>
-              <w:t>Logement / cadre de vie</w:t>
+              <w:t>Identification</w:t>
             </w:r>
           </w:p>
         </w:tc>
@@ -1984,7 +1984,7 @@
                 <w:color w:val="16A34A"/>
                 <w:sz w:val="16"/>
               </w:rPr>
-              <w:t>s01q10, s02q30, s02q34, s03q50, s04q23, s04q24, s04q37, s04q44</w:t>
+              <w:t>—</w:t>
             </w:r>
           </w:p>
         </w:tc>
@@ -2015,7 +2015,7 @@
                 <w:i w:val="0"/>
                 <w:sz w:val="17"/>
               </w:rPr>
-              <w:t>Le montant de la dernière facture d'eau est de 0 FCFA  qui semble incohérent, Prière de vérifier les questions 11.23a et 11.23b auprès du ménage ou confirmer.</w:t>
+              <w:t>Prière de renseigner la bonne adresse.</w:t>
             </w:r>
           </w:p>
         </w:tc>
@@ -2048,7 +2048,7 @@
                 <w:i w:val="0"/>
                 <w:sz w:val="16"/>
               </w:rPr>
-              <w:t>S00</w:t>
+              <w:t>S01</w:t>
               <w:br/>
             </w:r>
             <w:r>
@@ -2058,7 +2058,7 @@
                 <w:color w:val="64748B"/>
                 <w:sz w:val="14"/>
               </w:rPr>
-              <w:t>Identification</w:t>
+              <w:t>Démographie</w:t>
             </w:r>
           </w:p>
         </w:tc>
@@ -2105,7 +2105,7 @@
                 <w:i w:val="0"/>
                 <w:sz w:val="17"/>
               </w:rPr>
-              <w:t>L'adresse ou la localisation du ménage doit être bien renseignée, ne doit pas contenir des numéros de téléphone et elle semble courte pour être une adresse.</w:t>
+              <w:t>Prière de verifier l'information donnée par MARIA AMI LAM ou corriger au niveau de la section 1.</w:t>
             </w:r>
           </w:p>
         </w:tc>
@@ -2138,7 +2138,7 @@
                 <w:i w:val="0"/>
                 <w:sz w:val="16"/>
               </w:rPr>
-              <w:t>S00</w:t>
+              <w:t>S01</w:t>
               <w:br/>
             </w:r>
             <w:r>
@@ -2148,7 +2148,7 @@
                 <w:color w:val="64748B"/>
                 <w:sz w:val="14"/>
               </w:rPr>
-              <w:t>Identification</w:t>
+              <w:t>Démographie</w:t>
             </w:r>
           </w:p>
         </w:tc>
@@ -2164,7 +2164,7 @@
                 <w:color w:val="16A34A"/>
                 <w:sz w:val="16"/>
               </w:rPr>
-              <w:t>—</w:t>
+              <w:t>s1q05</w:t>
             </w:r>
           </w:p>
         </w:tc>
@@ -2195,7 +2195,7 @@
                 <w:i w:val="0"/>
                 <w:sz w:val="17"/>
               </w:rPr>
-              <w:t>Prière de renseigner la bonne adresse.</w:t>
+              <w:t>Attention! Il ne devrait pas avoir NC parmis les modalité de la variable s1q05.</w:t>
             </w:r>
           </w:p>
         </w:tc>
@@ -2285,7 +2285,7 @@
                 <w:i w:val="0"/>
                 <w:sz w:val="17"/>
               </w:rPr>
-              <w:t>Prière de verifier l'information donnée par MARIA AMI LAM ou corriger au niveau de la section 1.</w:t>
+              <w:t>Soit NDEYE DIOP dispose d'un acte de naissance soit n'en dispose pas.</w:t>
             </w:r>
           </w:p>
         </w:tc>
@@ -2344,7 +2344,7 @@
                 <w:color w:val="16A34A"/>
                 <w:sz w:val="16"/>
               </w:rPr>
-              <w:t>s1q05</w:t>
+              <w:t>—</w:t>
             </w:r>
           </w:p>
         </w:tc>
@@ -2375,7 +2375,7 @@
                 <w:i w:val="0"/>
                 <w:sz w:val="17"/>
               </w:rPr>
-              <w:t>Attention! Il ne devrait pas avoir NC parmis les modalité de la variable s1q05.</w:t>
+              <w:t>Prière de verifier l'information donnée par MAIMOUNA LAM ou corriger au niveau de la section 1.</w:t>
             </w:r>
           </w:p>
         </w:tc>
@@ -2465,7 +2465,7 @@
                 <w:i w:val="0"/>
                 <w:sz w:val="17"/>
               </w:rPr>
-              <w:t>Soit NDEYE DIOP dispose d'un acte de naissance soit n'en dispose pas.</w:t>
+              <w:t>Prière de verifier l'information donnée par MARI FILOMENE LAM ou corriger au niveau de la section 1.</w:t>
             </w:r>
           </w:p>
         </w:tc>
@@ -2555,7 +2555,7 @@
                 <w:i w:val="0"/>
                 <w:sz w:val="17"/>
               </w:rPr>
-              <w:t>Prière de verifier l'information donnée par MAIMOUNA LAM ou corriger au niveau de la section 1.</w:t>
+              <w:t>Prière de verifier l'information donnée par NDEYE LAM ou corriger au niveau de la section 1.</w:t>
             </w:r>
           </w:p>
         </w:tc>
@@ -2645,457 +2645,7 @@
                 <w:i w:val="0"/>
                 <w:sz w:val="17"/>
               </w:rPr>
-              <w:t>Prière de verifier l'information donnée par MARI FILOMENE LAM ou corriger au niveau de la section 1.</w:t>
-            </w:r>
-          </w:p>
-        </w:tc>
-      </w:tr>
-      <w:tr>
-        <w:tc>
-          <w:tcPr>
-            <w:tcW w:type="dxa" w:w="964"/>
-          </w:tcPr>
-          <w:p>
-            <w:r>
-              <w:rPr>
-                <w:b/>
-                <w:i w:val="0"/>
-                <w:color w:val="EA580C"/>
-                <w:sz w:val="16"/>
-              </w:rPr>
-              <w:t>Moyenne</w:t>
-            </w:r>
-          </w:p>
-        </w:tc>
-        <w:tc>
-          <w:tcPr>
-            <w:tcW w:type="dxa" w:w="1247"/>
-          </w:tcPr>
-          <w:p>
-            <w:r>
-              <w:rPr>
-                <w:b/>
-                <w:i w:val="0"/>
-                <w:sz w:val="16"/>
-              </w:rPr>
-              <w:t>S01</w:t>
-              <w:br/>
-            </w:r>
-            <w:r>
-              <w:rPr>
-                <w:b w:val="0"/>
-                <w:i w:val="0"/>
-                <w:color w:val="64748B"/>
-                <w:sz w:val="14"/>
-              </w:rPr>
-              <w:t>Démographie</w:t>
-            </w:r>
-          </w:p>
-        </w:tc>
-        <w:tc>
-          <w:tcPr>
-            <w:tcW w:type="dxa" w:w="1531"/>
-          </w:tcPr>
-          <w:p>
-            <w:r>
-              <w:rPr>
-                <w:b/>
-                <w:i w:val="0"/>
-                <w:color w:val="16A34A"/>
-                <w:sz w:val="16"/>
-              </w:rPr>
-              <w:t>—</w:t>
-            </w:r>
-          </w:p>
-        </w:tc>
-        <w:tc>
-          <w:tcPr>
-            <w:tcW w:type="dxa" w:w="1191"/>
-          </w:tcPr>
-          <w:p>
-            <w:r>
-              <w:rPr>
-                <w:b w:val="0"/>
-                <w:i w:val="0"/>
-                <w:color w:val="64748B"/>
-                <w:sz w:val="16"/>
-              </w:rPr>
-              <w:t>GT-CQ</w:t>
-            </w:r>
-          </w:p>
-        </w:tc>
-        <w:tc>
-          <w:tcPr>
-            <w:tcW w:type="dxa" w:w="4706"/>
-          </w:tcPr>
-          <w:p>
-            <w:r>
-              <w:rPr>
-                <w:b w:val="0"/>
-                <w:i w:val="0"/>
-                <w:sz w:val="17"/>
-              </w:rPr>
-              <w:t>Prière de verifier l'information donnée par NDEYE LAM ou corriger au niveau de la section 1.</w:t>
-            </w:r>
-          </w:p>
-        </w:tc>
-      </w:tr>
-      <w:tr>
-        <w:tc>
-          <w:tcPr>
-            <w:tcW w:type="dxa" w:w="964"/>
-          </w:tcPr>
-          <w:p>
-            <w:r>
-              <w:rPr>
-                <w:b/>
-                <w:i w:val="0"/>
-                <w:color w:val="EA580C"/>
-                <w:sz w:val="16"/>
-              </w:rPr>
-              <w:t>Moyenne</w:t>
-            </w:r>
-          </w:p>
-        </w:tc>
-        <w:tc>
-          <w:tcPr>
-            <w:tcW w:type="dxa" w:w="1247"/>
-          </w:tcPr>
-          <w:p>
-            <w:r>
-              <w:rPr>
-                <w:b/>
-                <w:i w:val="0"/>
-                <w:sz w:val="16"/>
-              </w:rPr>
-              <w:t>S01</w:t>
-              <w:br/>
-            </w:r>
-            <w:r>
-              <w:rPr>
-                <w:b w:val="0"/>
-                <w:i w:val="0"/>
-                <w:color w:val="64748B"/>
-                <w:sz w:val="14"/>
-              </w:rPr>
-              <w:t>Démographie</w:t>
-            </w:r>
-          </w:p>
-        </w:tc>
-        <w:tc>
-          <w:tcPr>
-            <w:tcW w:type="dxa" w:w="1531"/>
-          </w:tcPr>
-          <w:p>
-            <w:r>
-              <w:rPr>
-                <w:b/>
-                <w:i w:val="0"/>
-                <w:color w:val="16A34A"/>
-                <w:sz w:val="16"/>
-              </w:rPr>
-              <w:t>—</w:t>
-            </w:r>
-          </w:p>
-        </w:tc>
-        <w:tc>
-          <w:tcPr>
-            <w:tcW w:type="dxa" w:w="1191"/>
-          </w:tcPr>
-          <w:p>
-            <w:r>
-              <w:rPr>
-                <w:b w:val="0"/>
-                <w:i w:val="0"/>
-                <w:color w:val="64748B"/>
-                <w:sz w:val="16"/>
-              </w:rPr>
-              <w:t>GT-CQ</w:t>
-            </w:r>
-          </w:p>
-        </w:tc>
-        <w:tc>
-          <w:tcPr>
-            <w:tcW w:type="dxa" w:w="4706"/>
-          </w:tcPr>
-          <w:p>
-            <w:r>
-              <w:rPr>
-                <w:b w:val="0"/>
-                <w:i w:val="0"/>
-                <w:sz w:val="17"/>
-              </w:rPr>
               <w:t>Prière de verifier l'information donnée par VIEUX MAMADOU LAM ou corriger au niveau de la section 1.</w:t>
-            </w:r>
-          </w:p>
-        </w:tc>
-      </w:tr>
-      <w:tr>
-        <w:tc>
-          <w:tcPr>
-            <w:tcW w:type="dxa" w:w="964"/>
-          </w:tcPr>
-          <w:p>
-            <w:r>
-              <w:rPr>
-                <w:b/>
-                <w:i w:val="0"/>
-                <w:color w:val="EA580C"/>
-                <w:sz w:val="16"/>
-              </w:rPr>
-              <w:t>Moyenne</w:t>
-            </w:r>
-          </w:p>
-        </w:tc>
-        <w:tc>
-          <w:tcPr>
-            <w:tcW w:type="dxa" w:w="1247"/>
-          </w:tcPr>
-          <w:p>
-            <w:r>
-              <w:rPr>
-                <w:b/>
-                <w:i w:val="0"/>
-                <w:sz w:val="16"/>
-              </w:rPr>
-              <w:t>S02</w:t>
-              <w:br/>
-            </w:r>
-            <w:r>
-              <w:rPr>
-                <w:b w:val="0"/>
-                <w:i w:val="0"/>
-                <w:color w:val="64748B"/>
-                <w:sz w:val="14"/>
-              </w:rPr>
-              <w:t>Éducation</w:t>
-            </w:r>
-          </w:p>
-        </w:tc>
-        <w:tc>
-          <w:tcPr>
-            <w:tcW w:type="dxa" w:w="1531"/>
-          </w:tcPr>
-          <w:p>
-            <w:r>
-              <w:rPr>
-                <w:b/>
-                <w:i w:val="0"/>
-                <w:color w:val="16A34A"/>
-                <w:sz w:val="16"/>
-              </w:rPr>
-              <w:t>—</w:t>
-            </w:r>
-          </w:p>
-        </w:tc>
-        <w:tc>
-          <w:tcPr>
-            <w:tcW w:type="dxa" w:w="1191"/>
-          </w:tcPr>
-          <w:p>
-            <w:r>
-              <w:rPr>
-                <w:b w:val="0"/>
-                <w:i w:val="0"/>
-                <w:color w:val="64748B"/>
-                <w:sz w:val="16"/>
-              </w:rPr>
-              <w:t>GT-CQ</w:t>
-            </w:r>
-          </w:p>
-        </w:tc>
-        <w:tc>
-          <w:tcPr>
-            <w:tcW w:type="dxa" w:w="4706"/>
-          </w:tcPr>
-          <w:p>
-            <w:r>
-              <w:rPr>
-                <w:b w:val="0"/>
-                <w:i w:val="0"/>
-                <w:sz w:val="17"/>
-              </w:rPr>
-              <w:t>veuillez, s'il vous plait, confirmer la cotisation ( 2000 FCFA) payée de NDEYE LAM avec le QG ou apporter les corrections nécessaires.</w:t>
-            </w:r>
-          </w:p>
-        </w:tc>
-      </w:tr>
-      <w:tr>
-        <w:tc>
-          <w:tcPr>
-            <w:tcW w:type="dxa" w:w="964"/>
-          </w:tcPr>
-          <w:p>
-            <w:r>
-              <w:rPr>
-                <w:b/>
-                <w:i w:val="0"/>
-                <w:color w:val="EA580C"/>
-                <w:sz w:val="16"/>
-              </w:rPr>
-              <w:t>Moyenne</w:t>
-            </w:r>
-          </w:p>
-        </w:tc>
-        <w:tc>
-          <w:tcPr>
-            <w:tcW w:type="dxa" w:w="1247"/>
-          </w:tcPr>
-          <w:p>
-            <w:r>
-              <w:rPr>
-                <w:b/>
-                <w:i w:val="0"/>
-                <w:sz w:val="16"/>
-              </w:rPr>
-              <w:t>S02</w:t>
-              <w:br/>
-            </w:r>
-            <w:r>
-              <w:rPr>
-                <w:b w:val="0"/>
-                <w:i w:val="0"/>
-                <w:color w:val="64748B"/>
-                <w:sz w:val="14"/>
-              </w:rPr>
-              <w:t>Éducation</w:t>
-            </w:r>
-          </w:p>
-        </w:tc>
-        <w:tc>
-          <w:tcPr>
-            <w:tcW w:type="dxa" w:w="1531"/>
-          </w:tcPr>
-          <w:p>
-            <w:r>
-              <w:rPr>
-                <w:b/>
-                <w:i w:val="0"/>
-                <w:color w:val="16A34A"/>
-                <w:sz w:val="16"/>
-              </w:rPr>
-              <w:t>—</w:t>
-            </w:r>
-          </w:p>
-        </w:tc>
-        <w:tc>
-          <w:tcPr>
-            <w:tcW w:type="dxa" w:w="1191"/>
-          </w:tcPr>
-          <w:p>
-            <w:r>
-              <w:rPr>
-                <w:b w:val="0"/>
-                <w:i w:val="0"/>
-                <w:color w:val="64748B"/>
-                <w:sz w:val="16"/>
-              </w:rPr>
-              <w:t>GT-CQ</w:t>
-            </w:r>
-          </w:p>
-        </w:tc>
-        <w:tc>
-          <w:tcPr>
-            <w:tcW w:type="dxa" w:w="4706"/>
-          </w:tcPr>
-          <w:p>
-            <w:r>
-              <w:rPr>
-                <w:b w:val="0"/>
-                <w:i w:val="0"/>
-                <w:sz w:val="17"/>
-              </w:rPr>
-              <w:t>veuillez, s'il vous plait, confirmer les frais de scolarité ( 14500 FCFA) payée de VIEUX MAMADOU LAM avec le QG ou apporter les corrections nécessaires.</w:t>
-            </w:r>
-          </w:p>
-        </w:tc>
-      </w:tr>
-      <w:tr>
-        <w:tc>
-          <w:tcPr>
-            <w:tcW w:type="dxa" w:w="964"/>
-          </w:tcPr>
-          <w:p>
-            <w:r>
-              <w:rPr>
-                <w:b/>
-                <w:i w:val="0"/>
-                <w:color w:val="EA580C"/>
-                <w:sz w:val="16"/>
-              </w:rPr>
-              <w:t>Moyenne</w:t>
-            </w:r>
-          </w:p>
-        </w:tc>
-        <w:tc>
-          <w:tcPr>
-            <w:tcW w:type="dxa" w:w="1247"/>
-          </w:tcPr>
-          <w:p>
-            <w:r>
-              <w:rPr>
-                <w:b/>
-                <w:i w:val="0"/>
-                <w:sz w:val="16"/>
-              </w:rPr>
-              <w:t>S02</w:t>
-              <w:br/>
-            </w:r>
-            <w:r>
-              <w:rPr>
-                <w:b w:val="0"/>
-                <w:i w:val="0"/>
-                <w:color w:val="64748B"/>
-                <w:sz w:val="14"/>
-              </w:rPr>
-              <w:t>Éducation</w:t>
-            </w:r>
-          </w:p>
-        </w:tc>
-        <w:tc>
-          <w:tcPr>
-            <w:tcW w:type="dxa" w:w="1531"/>
-          </w:tcPr>
-          <w:p>
-            <w:r>
-              <w:rPr>
-                <w:b/>
-                <w:i w:val="0"/>
-                <w:color w:val="16A34A"/>
-                <w:sz w:val="16"/>
-              </w:rPr>
-              <w:t>—</w:t>
-            </w:r>
-          </w:p>
-        </w:tc>
-        <w:tc>
-          <w:tcPr>
-            <w:tcW w:type="dxa" w:w="1191"/>
-          </w:tcPr>
-          <w:p>
-            <w:r>
-              <w:rPr>
-                <w:b w:val="0"/>
-                <w:i w:val="0"/>
-                <w:color w:val="64748B"/>
-                <w:sz w:val="16"/>
-              </w:rPr>
-              <w:t>GT-CQ</w:t>
-            </w:r>
-          </w:p>
-        </w:tc>
-        <w:tc>
-          <w:tcPr>
-            <w:tcW w:type="dxa" w:w="4706"/>
-          </w:tcPr>
-          <w:p>
-            <w:r>
-              <w:rPr>
-                <w:b w:val="0"/>
-                <w:i w:val="0"/>
-                <w:sz w:val="17"/>
-              </w:rPr>
-              <w:t>veuillez, s'il vous plait, confirmer les frais de scolarité ( 2500 FCFA) payée de MARIA AMI LAM avec le QG ou apporter les corrections nécessaires.</w:t>
             </w:r>
           </w:p>
         </w:tc>
